--- a/Vaultorix - Plan.docx
+++ b/Vaultorix - Plan.docx
@@ -1328,6 +1328,28 @@
         <w:br/>
         <w:t>10. Git and GitHub</w:t>
       </w:r>
+    </w:p>
+    <w:p>
+      <w:pPr>
+        <w:spacing w:after="0" w:line="240" w:lineRule="auto"/>
+        <w:rPr>
+          <w:rFonts w:ascii="Times New Roman" w:eastAsia="Times New Roman" w:hAnsi="Times New Roman" w:cs="Times New Roman"/>
+          <w:kern w:val="0"/>
+          <w:sz w:val="22"/>
+          <w:szCs w:val="22"/>
+          <w14:ligatures w14:val="none"/>
+        </w:rPr>
+      </w:pPr>
+      <w:r>
+        <w:rPr>
+          <w:rFonts w:ascii="Times New Roman" w:eastAsia="Times New Roman" w:hAnsi="Times New Roman" w:cs="Times New Roman"/>
+          <w:kern w:val="0"/>
+          <w:sz w:val="22"/>
+          <w:szCs w:val="22"/>
+          <w14:ligatures w14:val="none"/>
+        </w:rPr>
+        <w:t>11. FastAPI</w:t>
+      </w:r>
       <w:r>
         <w:rPr>
           <w:rFonts w:ascii="Times New Roman" w:eastAsia="Times New Roman" w:hAnsi="Times New Roman" w:cs="Times New Roman"/>
@@ -1946,6 +1968,7 @@
           <w:szCs w:val="22"/>
           <w14:ligatures w14:val="none"/>
         </w:rPr>
+        <w:lastRenderedPageBreak/>
         <w:t>Manual Testing</w:t>
       </w:r>
       <w:r>
@@ -1984,7 +2007,6 @@
           <w:szCs w:val="22"/>
           <w14:ligatures w14:val="none"/>
         </w:rPr>
-        <w:lastRenderedPageBreak/>
         <w:t>Unit Tests</w:t>
       </w:r>
       <w:r>
@@ -2785,6 +2807,7 @@
           <w:kern w:val="0"/>
           <w14:ligatures w14:val="none"/>
         </w:rPr>
+        <w:lastRenderedPageBreak/>
         <w:t xml:space="preserve">To use Vaultorix, you must first </w:t>
       </w:r>
       <w:r>
@@ -2825,7 +2848,6 @@
           <w:kern w:val="0"/>
           <w14:ligatures w14:val="none"/>
         </w:rPr>
-        <w:lastRenderedPageBreak/>
         <w:t xml:space="preserve">Account authentication requires </w:t>
       </w:r>
       <w:r>
@@ -3144,23 +3166,7 @@
           <w:kern w:val="0"/>
           <w14:ligatures w14:val="none"/>
         </w:rPr>
-        <w:t xml:space="preserve">You may </w:t>
-      </w:r>
-      <w:r>
-        <w:rPr>
-          <w:rFonts w:ascii="Times New Roman" w:eastAsia="Times New Roman" w:hAnsi="Times New Roman" w:cs="Times New Roman"/>
-          <w:kern w:val="0"/>
-          <w14:ligatures w14:val="none"/>
-        </w:rPr>
-        <w:t>not have</w:t>
-      </w:r>
-      <w:r>
-        <w:rPr>
-          <w:rFonts w:ascii="Times New Roman" w:eastAsia="Times New Roman" w:hAnsi="Times New Roman" w:cs="Times New Roman"/>
-          <w:kern w:val="0"/>
-          <w14:ligatures w14:val="none"/>
-        </w:rPr>
-        <w:t>:</w:t>
+        <w:t>You may not have:</w:t>
       </w:r>
     </w:p>
     <w:p>
@@ -3323,23 +3329,7 @@
           <w:kern w:val="0"/>
           <w14:ligatures w14:val="none"/>
         </w:rPr>
-        <w:t xml:space="preserve"> AES-</w:t>
-      </w:r>
-      <w:r>
-        <w:rPr>
-          <w:rFonts w:ascii="Times New Roman" w:eastAsia="Times New Roman" w:hAnsi="Times New Roman" w:cs="Times New Roman"/>
-          <w:kern w:val="0"/>
-          <w14:ligatures w14:val="none"/>
-        </w:rPr>
-        <w:t>256-bit</w:t>
-      </w:r>
-      <w:r>
-        <w:rPr>
-          <w:rFonts w:ascii="Times New Roman" w:eastAsia="Times New Roman" w:hAnsi="Times New Roman" w:cs="Times New Roman"/>
-          <w:kern w:val="0"/>
-          <w14:ligatures w14:val="none"/>
-        </w:rPr>
-        <w:t xml:space="preserve"> encryption secures files locally on your device.</w:t>
+        <w:t xml:space="preserve"> AES-256-bit encryption secures files locally on your device.</w:t>
       </w:r>
     </w:p>
     <w:p>
@@ -3505,6 +3495,7 @@
           <w:kern w:val="0"/>
           <w14:ligatures w14:val="none"/>
         </w:rPr>
+        <w:lastRenderedPageBreak/>
         <w:t>We do not store or have access to your encrypted files or encryption keys.</w:t>
       </w:r>
     </w:p>
@@ -3523,7 +3514,6 @@
           <w:kern w:val="0"/>
           <w14:ligatures w14:val="none"/>
         </w:rPr>
-        <w:lastRenderedPageBreak/>
         <w:t xml:space="preserve">Umar Creations </w:t>
       </w:r>
       <w:r>
@@ -3682,7 +3672,7 @@
           <w14:ligatures w14:val="none"/>
         </w:rPr>
         <w:pict w14:anchorId="3E7942D9">
-          <v:rect id="_x0000_i1065" style="width:0;height:1.5pt" o:hralign="center" o:hrstd="t" o:hr="t" fillcolor="#a0a0a0" stroked="f"/>
+          <v:rect id="_x0000_i1037" style="width:0;height:1.5pt" o:hralign="center" o:hrstd="t" o:hr="t" fillcolor="#a0a0a0" stroked="f"/>
         </w:pict>
       </w:r>
     </w:p>
@@ -3820,23 +3810,7 @@
           <w:kern w:val="0"/>
           <w14:ligatures w14:val="none"/>
         </w:rPr>
-        <w:t xml:space="preserve">You agree </w:t>
-      </w:r>
-      <w:r>
-        <w:rPr>
-          <w:rFonts w:ascii="Times New Roman" w:eastAsia="Times New Roman" w:hAnsi="Times New Roman" w:cs="Times New Roman"/>
-          <w:kern w:val="0"/>
-          <w14:ligatures w14:val="none"/>
-        </w:rPr>
-        <w:t>with</w:t>
-      </w:r>
-      <w:r>
-        <w:rPr>
-          <w:rFonts w:ascii="Times New Roman" w:eastAsia="Times New Roman" w:hAnsi="Times New Roman" w:cs="Times New Roman"/>
-          <w:kern w:val="0"/>
-          <w14:ligatures w14:val="none"/>
-        </w:rPr>
-        <w:t>:</w:t>
+        <w:t>You agree with:</w:t>
       </w:r>
     </w:p>
     <w:p>
@@ -3880,23 +3854,7 @@
           <w:kern w:val="0"/>
           <w14:ligatures w14:val="none"/>
         </w:rPr>
-        <w:t xml:space="preserve">Not </w:t>
-      </w:r>
-      <w:r>
-        <w:rPr>
-          <w:rFonts w:ascii="Times New Roman" w:eastAsia="Times New Roman" w:hAnsi="Times New Roman" w:cs="Times New Roman"/>
-          <w:kern w:val="0"/>
-          <w14:ligatures w14:val="none"/>
-        </w:rPr>
-        <w:t>attempting</w:t>
-      </w:r>
-      <w:r>
-        <w:rPr>
-          <w:rFonts w:ascii="Times New Roman" w:eastAsia="Times New Roman" w:hAnsi="Times New Roman" w:cs="Times New Roman"/>
-          <w:kern w:val="0"/>
-          <w14:ligatures w14:val="none"/>
-        </w:rPr>
-        <w:t xml:space="preserve"> to bypass security mechanisms or exploit vulnerabilities.</w:t>
+        <w:t>Not attempting to bypass security mechanisms or exploit vulnerabilities.</w:t>
       </w:r>
     </w:p>
     <w:p>
@@ -4001,6 +3959,7 @@
           <w:kern w:val="0"/>
           <w14:ligatures w14:val="none"/>
         </w:rPr>
+        <w:lastRenderedPageBreak/>
         <w:t xml:space="preserve">Vaultorix is provided </w:t>
       </w:r>
       <w:r>
@@ -4068,7 +4027,6 @@
           <w:kern w:val="0"/>
           <w14:ligatures w14:val="none"/>
         </w:rPr>
-        <w:lastRenderedPageBreak/>
         <w:t>The Software will be error-free, secure, or uninterrupted.</w:t>
       </w:r>
     </w:p>
@@ -4262,23 +4220,7 @@
           <w:kern w:val="0"/>
           <w14:ligatures w14:val="none"/>
         </w:rPr>
-        <w:t xml:space="preserve">Any indirect, incidental, or consequential </w:t>
-      </w:r>
-      <w:r>
-        <w:rPr>
-          <w:rFonts w:ascii="Times New Roman" w:eastAsia="Times New Roman" w:hAnsi="Times New Roman" w:cs="Times New Roman"/>
-          <w:kern w:val="0"/>
-          <w14:ligatures w14:val="none"/>
-        </w:rPr>
-        <w:t>damage</w:t>
-      </w:r>
-      <w:r>
-        <w:rPr>
-          <w:rFonts w:ascii="Times New Roman" w:eastAsia="Times New Roman" w:hAnsi="Times New Roman" w:cs="Times New Roman"/>
-          <w:kern w:val="0"/>
-          <w14:ligatures w14:val="none"/>
-        </w:rPr>
-        <w:t xml:space="preserve"> resulting from the use or inability to use the Software.</w:t>
+        <w:t>Any indirect, incidental, or consequential damage resulting from the use or inability to use the Software.</w:t>
       </w:r>
     </w:p>
     <w:p>
@@ -4589,6 +4531,7 @@
           <w:szCs w:val="36"/>
           <w14:ligatures w14:val="none"/>
         </w:rPr>
+        <w:lastRenderedPageBreak/>
         <w:t>12. Amendments</w:t>
       </w:r>
     </w:p>
@@ -4607,7 +4550,6 @@
           <w:kern w:val="0"/>
           <w14:ligatures w14:val="none"/>
         </w:rPr>
-        <w:lastRenderedPageBreak/>
         <w:t xml:space="preserve">Umar Creations </w:t>
       </w:r>
       <w:r>
